--- a/anleitungen/pi-ager-basic-install_rev4.docx
+++ b/anleitungen/pi-ager-basic-install_rev4.docx
@@ -70,6 +70,14 @@
         </w:rPr>
         <w:t>/</w:t>
       </w:r>
+      <w:r>
+        <w:rPr>
+          <w:lang w:val="en-US"/>
+        </w:rPr>
+        <w:t>Pi 5/</w:t>
+      </w:r>
+      <w:bookmarkStart w:id="0" w:name="_GoBack"/>
+      <w:bookmarkEnd w:id="0"/>
       <w:r>
         <w:rPr>
           <w:lang w:val="en-US"/>
@@ -1617,6 +1625,22 @@
           <w:color w:val="FF0000"/>
           <w:lang w:val="en-US"/>
         </w:rPr>
+        <w:t>fsck.mode</w:t>
+      </w:r>
+      <w:proofErr w:type="spellEnd"/>
+      <w:r>
+        <w:rPr>
+          <w:color w:val="FF0000"/>
+          <w:lang w:val="en-US"/>
+        </w:rPr>
+        <w:t xml:space="preserve">=force </w:t>
+      </w:r>
+      <w:proofErr w:type="spellStart"/>
+      <w:r>
+        <w:rPr>
+          <w:color w:val="FF0000"/>
+          <w:lang w:val="en-US"/>
+        </w:rPr>
         <w:t>dwc_otg.fiq_fsm_mask</w:t>
       </w:r>
       <w:proofErr w:type="spellEnd"/>
@@ -1969,14 +1993,35 @@
           <w:color w:val="C0504D" w:themeColor="accent2"/>
           <w:lang w:val="en-US"/>
         </w:rPr>
-        <w:t xml:space="preserve"> –depth=1</w:t>
-      </w:r>
-      <w:r>
-        <w:rPr>
-          <w:color w:val="C0504D" w:themeColor="accent2"/>
-          <w:lang w:val="en-US"/>
-        </w:rPr>
-        <w:t xml:space="preserve"> –b </w:t>
+        <w:t xml:space="preserve"> </w:t>
+      </w:r>
+      <w:r>
+        <w:rPr>
+          <w:color w:val="C0504D" w:themeColor="accent2"/>
+          <w:lang w:val="en-US"/>
+        </w:rPr>
+        <w:t>--</w:t>
+      </w:r>
+      <w:r>
+        <w:rPr>
+          <w:color w:val="C0504D" w:themeColor="accent2"/>
+          <w:lang w:val="en-US"/>
+        </w:rPr>
+        <w:t>depth=1</w:t>
+      </w:r>
+      <w:r>
+        <w:rPr>
+          <w:color w:val="C0504D" w:themeColor="accent2"/>
+          <w:lang w:val="en-US"/>
+        </w:rPr>
+        <w:t xml:space="preserve"> -</w:t>
+      </w:r>
+      <w:r>
+        <w:rPr>
+          <w:color w:val="C0504D" w:themeColor="accent2"/>
+          <w:lang w:val="en-US"/>
+        </w:rPr>
+        <w:t xml:space="preserve">b </w:t>
       </w:r>
       <w:r>
         <w:rPr>
@@ -2170,7 +2215,7 @@
           <w:color w:val="C00000"/>
           <w:lang w:val="en-US"/>
         </w:rPr>
-        <w:t xml:space="preserve"> ./boot/setup.txt /boot/</w:t>
+        <w:t xml:space="preserve"> ./boot/</w:t>
       </w:r>
       <w:r>
         <w:rPr>
@@ -2179,79 +2224,20 @@
         </w:rPr>
         <w:t>firmware/</w:t>
       </w:r>
-    </w:p>
-    <w:p>
-      <w:pPr>
-        <w:pStyle w:val="Listenabsatz"/>
-        <w:rPr>
-          <w:lang w:val="en-US"/>
-        </w:rPr>
-      </w:pPr>
-      <w:r>
-        <w:rPr>
-          <w:lang w:val="en-US"/>
-        </w:rPr>
-        <w:t>Create a symbolic link in /boot to /boot/firmware/setup.txt</w:t>
-      </w:r>
-    </w:p>
-    <w:p>
-      <w:pPr>
-        <w:pStyle w:val="Listenabsatz"/>
-        <w:rPr>
-          <w:color w:val="C00000"/>
-          <w:lang w:val="en-US"/>
-        </w:rPr>
-      </w:pPr>
-      <w:proofErr w:type="gramStart"/>
-      <w:r>
-        <w:rPr>
-          <w:color w:val="C00000"/>
-          <w:lang w:val="en-US"/>
-        </w:rPr>
-        <w:t>cd  /</w:t>
-      </w:r>
-      <w:proofErr w:type="gramEnd"/>
-      <w:r>
-        <w:rPr>
-          <w:color w:val="C00000"/>
-          <w:lang w:val="en-US"/>
-        </w:rPr>
-        <w:t>boot</w:t>
-      </w:r>
-    </w:p>
-    <w:p>
-      <w:pPr>
-        <w:pStyle w:val="Listenabsatz"/>
-        <w:rPr>
-          <w:lang w:val="en-US"/>
-        </w:rPr>
-      </w:pPr>
-      <w:proofErr w:type="spellStart"/>
-      <w:proofErr w:type="gramStart"/>
-      <w:r>
-        <w:rPr>
-          <w:color w:val="C00000"/>
-          <w:lang w:val="en-US"/>
-        </w:rPr>
-        <w:t>sudo</w:t>
-      </w:r>
-      <w:proofErr w:type="spellEnd"/>
-      <w:proofErr w:type="gramEnd"/>
-      <w:r>
-        <w:rPr>
-          <w:color w:val="C00000"/>
-          <w:lang w:val="en-US"/>
-        </w:rPr>
-        <w:t xml:space="preserve"> ln –s /boot/firmware/setup.txt setup.txt</w:t>
-      </w:r>
-    </w:p>
-    <w:p>
-      <w:pPr>
-        <w:pStyle w:val="Listenabsatz"/>
-        <w:rPr>
-          <w:lang w:val="en-US"/>
-        </w:rPr>
-      </w:pPr>
+      <w:r>
+        <w:rPr>
+          <w:color w:val="C00000"/>
+          <w:lang w:val="en-US"/>
+        </w:rPr>
+        <w:t>setup.txt /boot/</w:t>
+      </w:r>
+      <w:r>
+        <w:rPr>
+          <w:color w:val="C00000"/>
+          <w:lang w:val="en-US"/>
+        </w:rPr>
+        <w:t>firmware/</w:t>
+      </w:r>
     </w:p>
     <w:p>
       <w:pPr>
@@ -2268,182 +2254,7 @@
         <w:rPr>
           <w:lang w:val="en-US"/>
         </w:rPr>
-        <w:t>Copy /</w:t>
-      </w:r>
-      <w:proofErr w:type="spellStart"/>
-      <w:r>
-        <w:rPr>
-          <w:lang w:val="en-US"/>
-        </w:rPr>
-        <w:t>etc</w:t>
-      </w:r>
-      <w:proofErr w:type="spellEnd"/>
-      <w:r>
-        <w:rPr>
-          <w:lang w:val="en-US"/>
-        </w:rPr>
-        <w:t>/</w:t>
-      </w:r>
-      <w:proofErr w:type="spellStart"/>
-      <w:r>
-        <w:rPr>
-          <w:lang w:val="en-US"/>
-        </w:rPr>
-        <w:t>modprobe.d</w:t>
-      </w:r>
-      <w:proofErr w:type="spellEnd"/>
-      <w:r>
-        <w:rPr>
-          <w:lang w:val="en-US"/>
-        </w:rPr>
-        <w:t>/</w:t>
-      </w:r>
-      <w:r>
-        <w:rPr>
-          <w:lang w:val="en-US"/>
-        </w:rPr>
-        <w:t>Pi-Ager_i2c_off.conf.on from local repository</w:t>
-      </w:r>
-      <w:r>
-        <w:rPr>
-          <w:lang w:val="en-US"/>
-        </w:rPr>
-        <w:t xml:space="preserve"> to /</w:t>
-      </w:r>
-      <w:proofErr w:type="spellStart"/>
-      <w:r>
-        <w:rPr>
-          <w:lang w:val="en-US"/>
-        </w:rPr>
-        <w:t>etc</w:t>
-      </w:r>
-      <w:proofErr w:type="spellEnd"/>
-      <w:r>
-        <w:rPr>
-          <w:lang w:val="en-US"/>
-        </w:rPr>
-        <w:t>/</w:t>
-      </w:r>
-      <w:proofErr w:type="spellStart"/>
-      <w:r>
-        <w:rPr>
-          <w:lang w:val="en-US"/>
-        </w:rPr>
-        <w:t>modprobe.d</w:t>
-      </w:r>
-      <w:proofErr w:type="spellEnd"/>
-      <w:r>
-        <w:rPr>
-          <w:lang w:val="en-US"/>
-        </w:rPr>
-        <w:t>/</w:t>
-      </w:r>
-    </w:p>
-    <w:p>
-      <w:pPr>
-        <w:pStyle w:val="Listenabsatz"/>
-        <w:rPr>
-          <w:color w:val="C00000"/>
-          <w:lang w:val="en-US"/>
-        </w:rPr>
-      </w:pPr>
-      <w:proofErr w:type="spellStart"/>
-      <w:proofErr w:type="gramStart"/>
-      <w:r>
-        <w:rPr>
-          <w:color w:val="C00000"/>
-          <w:lang w:val="en-US"/>
-        </w:rPr>
-        <w:t>sudo</w:t>
-      </w:r>
-      <w:proofErr w:type="spellEnd"/>
-      <w:proofErr w:type="gramEnd"/>
-      <w:r>
-        <w:rPr>
-          <w:color w:val="C00000"/>
-          <w:lang w:val="en-US"/>
-        </w:rPr>
-        <w:t xml:space="preserve"> </w:t>
-      </w:r>
-      <w:proofErr w:type="spellStart"/>
-      <w:r>
-        <w:rPr>
-          <w:color w:val="C00000"/>
-          <w:lang w:val="en-US"/>
-        </w:rPr>
-        <w:t>cp</w:t>
-      </w:r>
-      <w:proofErr w:type="spellEnd"/>
-      <w:r>
-        <w:rPr>
-          <w:color w:val="C00000"/>
-          <w:lang w:val="en-US"/>
-        </w:rPr>
-        <w:t xml:space="preserve"> ./</w:t>
-      </w:r>
-      <w:proofErr w:type="spellStart"/>
-      <w:r>
-        <w:rPr>
-          <w:color w:val="C00000"/>
-          <w:lang w:val="en-US"/>
-        </w:rPr>
-        <w:t>etc</w:t>
-      </w:r>
-      <w:proofErr w:type="spellEnd"/>
-      <w:r>
-        <w:rPr>
-          <w:color w:val="C00000"/>
-          <w:lang w:val="en-US"/>
-        </w:rPr>
-        <w:t>/</w:t>
-      </w:r>
-      <w:proofErr w:type="spellStart"/>
-      <w:r>
-        <w:rPr>
-          <w:color w:val="C00000"/>
-          <w:lang w:val="en-US"/>
-        </w:rPr>
-        <w:t>modprobe.d</w:t>
-      </w:r>
-      <w:proofErr w:type="spellEnd"/>
-      <w:r>
-        <w:rPr>
-          <w:color w:val="C00000"/>
-          <w:lang w:val="en-US"/>
-        </w:rPr>
-        <w:t>/Pi-Ager_i2c_off.conf.on /</w:t>
-      </w:r>
-      <w:proofErr w:type="spellStart"/>
-      <w:r>
-        <w:rPr>
-          <w:color w:val="C00000"/>
-          <w:lang w:val="en-US"/>
-        </w:rPr>
-        <w:t>etc</w:t>
-      </w:r>
-      <w:proofErr w:type="spellEnd"/>
-      <w:r>
-        <w:rPr>
-          <w:color w:val="C00000"/>
-          <w:lang w:val="en-US"/>
-        </w:rPr>
-        <w:t>/</w:t>
-      </w:r>
-      <w:proofErr w:type="spellStart"/>
-      <w:r>
-        <w:rPr>
-          <w:color w:val="C00000"/>
-          <w:lang w:val="en-US"/>
-        </w:rPr>
-        <w:t>modprobe.d</w:t>
-      </w:r>
-      <w:proofErr w:type="spellEnd"/>
-      <w:r>
-        <w:rPr>
-          <w:color w:val="C00000"/>
-          <w:lang w:val="en-US"/>
-        </w:rPr>
-        <w:t>/</w:t>
+        <w:t>Reboot system</w:t>
       </w:r>
     </w:p>
     <w:p>
@@ -2469,32 +2280,6 @@
         <w:rPr>
           <w:lang w:val="en-US"/>
         </w:rPr>
-        <w:t>Reboot system</w:t>
-      </w:r>
-    </w:p>
-    <w:p>
-      <w:pPr>
-        <w:pStyle w:val="Listenabsatz"/>
-        <w:rPr>
-          <w:lang w:val="en-US"/>
-        </w:rPr>
-      </w:pPr>
-    </w:p>
-    <w:p>
-      <w:pPr>
-        <w:pStyle w:val="Listenabsatz"/>
-        <w:numPr>
-          <w:ilvl w:val="0"/>
-          <w:numId w:val="4"/>
-        </w:numPr>
-        <w:rPr>
-          <w:lang w:val="en-US"/>
-        </w:rPr>
-      </w:pPr>
-      <w:r>
-        <w:rPr>
-          <w:lang w:val="en-US"/>
-        </w:rPr>
         <w:t>Update system:</w:t>
       </w:r>
     </w:p>
@@ -2830,6 +2615,7 @@
           <w:color w:val="C00000"/>
           <w:lang w:val="en-US"/>
         </w:rPr>
+        <w:lastRenderedPageBreak/>
         <w:t>sudo</w:t>
       </w:r>
       <w:proofErr w:type="spellEnd"/>
@@ -4442,107 +4228,107 @@
           <w:color w:val="C0504D" w:themeColor="accent2"/>
           <w:lang w:val="en-US"/>
         </w:rPr>
+        <w:t>Username: pi-ager</w:t>
+      </w:r>
+    </w:p>
+    <w:p>
+      <w:pPr>
+        <w:pStyle w:val="Listenabsatz"/>
+        <w:rPr>
+          <w:color w:val="C0504D" w:themeColor="accent2"/>
+          <w:lang w:val="en-US"/>
+        </w:rPr>
+      </w:pPr>
+      <w:r>
+        <w:rPr>
+          <w:color w:val="C0504D" w:themeColor="accent2"/>
+          <w:lang w:val="en-US"/>
+        </w:rPr>
+        <w:t>REALM: Pi-Ager</w:t>
+      </w:r>
+    </w:p>
+    <w:p>
+      <w:pPr>
+        <w:pStyle w:val="Listenabsatz"/>
+        <w:rPr>
+          <w:color w:val="C0504D" w:themeColor="accent2"/>
+          <w:lang w:val="en-US"/>
+        </w:rPr>
+      </w:pPr>
+      <w:r>
+        <w:rPr>
+          <w:color w:val="C0504D" w:themeColor="accent2"/>
+          <w:lang w:val="en-US"/>
+        </w:rPr>
+        <w:t>Password: raspberry</w:t>
+      </w:r>
+    </w:p>
+    <w:p>
+      <w:pPr>
+        <w:pStyle w:val="Listenabsatz"/>
+        <w:rPr>
+          <w:lang w:val="en-US"/>
+        </w:rPr>
+      </w:pPr>
+      <w:r>
+        <w:rPr>
+          <w:lang w:val="en-US"/>
+        </w:rPr>
+        <w:t>Caution! All entries are case sensitive</w:t>
+      </w:r>
+      <w:r>
+        <w:rPr>
+          <w:lang w:val="en-US"/>
+        </w:rPr>
+        <w:t>!</w:t>
+      </w:r>
+    </w:p>
+    <w:p>
+      <w:pPr>
+        <w:pStyle w:val="Listenabsatz"/>
+        <w:rPr>
+          <w:lang w:val="en-US"/>
+        </w:rPr>
+      </w:pPr>
+    </w:p>
+    <w:p>
+      <w:pPr>
+        <w:pStyle w:val="Listenabsatz"/>
+        <w:rPr>
+          <w:lang w:val="en-US"/>
+        </w:rPr>
+      </w:pPr>
+      <w:r>
+        <w:rPr>
+          <w:lang w:val="en-US"/>
+        </w:rPr>
+        <w:t xml:space="preserve">Open this file now </w:t>
+      </w:r>
+    </w:p>
+    <w:p>
+      <w:pPr>
+        <w:pStyle w:val="Listenabsatz"/>
+        <w:rPr>
+          <w:lang w:val="en-US"/>
+        </w:rPr>
+      </w:pPr>
+    </w:p>
+    <w:p>
+      <w:pPr>
+        <w:pStyle w:val="Listenabsatz"/>
+        <w:rPr>
+          <w:color w:val="C0504D" w:themeColor="accent2"/>
+          <w:lang w:val="en-US"/>
+        </w:rPr>
+      </w:pPr>
+      <w:proofErr w:type="spellStart"/>
+      <w:proofErr w:type="gramStart"/>
+      <w:r>
+        <w:rPr>
+          <w:color w:val="C0504D" w:themeColor="accent2"/>
+          <w:lang w:val="en-US"/>
+        </w:rPr>
         <w:lastRenderedPageBreak/>
-        <w:t>Username: pi-ager</w:t>
-      </w:r>
-    </w:p>
-    <w:p>
-      <w:pPr>
-        <w:pStyle w:val="Listenabsatz"/>
-        <w:rPr>
-          <w:color w:val="C0504D" w:themeColor="accent2"/>
-          <w:lang w:val="en-US"/>
-        </w:rPr>
-      </w:pPr>
-      <w:r>
-        <w:rPr>
-          <w:color w:val="C0504D" w:themeColor="accent2"/>
-          <w:lang w:val="en-US"/>
-        </w:rPr>
-        <w:t>REALM: Pi-Ager</w:t>
-      </w:r>
-    </w:p>
-    <w:p>
-      <w:pPr>
-        <w:pStyle w:val="Listenabsatz"/>
-        <w:rPr>
-          <w:color w:val="C0504D" w:themeColor="accent2"/>
-          <w:lang w:val="en-US"/>
-        </w:rPr>
-      </w:pPr>
-      <w:r>
-        <w:rPr>
-          <w:color w:val="C0504D" w:themeColor="accent2"/>
-          <w:lang w:val="en-US"/>
-        </w:rPr>
-        <w:t>Password: raspberry</w:t>
-      </w:r>
-    </w:p>
-    <w:p>
-      <w:pPr>
-        <w:pStyle w:val="Listenabsatz"/>
-        <w:rPr>
-          <w:lang w:val="en-US"/>
-        </w:rPr>
-      </w:pPr>
-      <w:r>
-        <w:rPr>
-          <w:lang w:val="en-US"/>
-        </w:rPr>
-        <w:t>Caution! All entries are case sensitive</w:t>
-      </w:r>
-      <w:r>
-        <w:rPr>
-          <w:lang w:val="en-US"/>
-        </w:rPr>
-        <w:t>!</w:t>
-      </w:r>
-    </w:p>
-    <w:p>
-      <w:pPr>
-        <w:pStyle w:val="Listenabsatz"/>
-        <w:rPr>
-          <w:lang w:val="en-US"/>
-        </w:rPr>
-      </w:pPr>
-    </w:p>
-    <w:p>
-      <w:pPr>
-        <w:pStyle w:val="Listenabsatz"/>
-        <w:rPr>
-          <w:lang w:val="en-US"/>
-        </w:rPr>
-      </w:pPr>
-      <w:r>
-        <w:rPr>
-          <w:lang w:val="en-US"/>
-        </w:rPr>
-        <w:t xml:space="preserve">Open this file now </w:t>
-      </w:r>
-    </w:p>
-    <w:p>
-      <w:pPr>
-        <w:pStyle w:val="Listenabsatz"/>
-        <w:rPr>
-          <w:lang w:val="en-US"/>
-        </w:rPr>
-      </w:pPr>
-    </w:p>
-    <w:p>
-      <w:pPr>
-        <w:pStyle w:val="Listenabsatz"/>
-        <w:rPr>
-          <w:color w:val="C0504D" w:themeColor="accent2"/>
-          <w:lang w:val="en-US"/>
-        </w:rPr>
-      </w:pPr>
-      <w:proofErr w:type="spellStart"/>
-      <w:proofErr w:type="gramStart"/>
-      <w:r>
-        <w:rPr>
-          <w:color w:val="C0504D" w:themeColor="accent2"/>
-          <w:lang w:val="en-US"/>
-        </w:rPr>
         <w:t>sudo</w:t>
       </w:r>
       <w:proofErr w:type="spellEnd"/>
@@ -6246,6 +6032,7 @@
         <w:rPr>
           <w:lang w:val="en-US"/>
         </w:rPr>
+        <w:lastRenderedPageBreak/>
         <w:tab/>
         <w:t>))</w:t>
       </w:r>
@@ -8021,7 +7808,6 @@
           <w:bdr w:val="none" w:sz="0" w:space="0" w:color="auto" w:frame="1"/>
           <w:lang w:val="en-US" w:eastAsia="de-DE"/>
         </w:rPr>
-        <w:lastRenderedPageBreak/>
         <w:t>note</w:t>
       </w:r>
       <w:proofErr w:type="gramEnd"/>
@@ -8128,6 +7914,7 @@
         <w:rPr>
           <w:lang w:val="en-US"/>
         </w:rPr>
+        <w:lastRenderedPageBreak/>
         <w:t>Install SHT1x sensors</w:t>
       </w:r>
     </w:p>
@@ -8156,6 +7943,13 @@
           <w:lang w:val="en-US"/>
         </w:rPr>
         <w:t xml:space="preserve"> pip3 install pi-sht1x</w:t>
+      </w:r>
+      <w:r>
+        <w:rPr>
+          <w:color w:val="C0504D" w:themeColor="accent2"/>
+          <w:lang w:val="en-US"/>
+        </w:rPr>
+        <w:t xml:space="preserve"> –break-system-packages</w:t>
       </w:r>
     </w:p>
     <w:p>
@@ -9050,7 +8844,21 @@
           <w:color w:val="C00000"/>
           <w:lang w:val="en-US"/>
         </w:rPr>
-        <w:t xml:space="preserve"> apt install python3-rpi.gpio_0.8.6-1_armhf.deb</w:t>
+        <w:t xml:space="preserve"> apt install </w:t>
+      </w:r>
+      <w:r>
+        <w:rPr>
+          <w:color w:val="C00000"/>
+          <w:lang w:val="en-US"/>
+        </w:rPr>
+        <w:t>./</w:t>
+      </w:r>
+      <w:r>
+        <w:rPr>
+          <w:color w:val="C00000"/>
+          <w:lang w:val="en-US"/>
+        </w:rPr>
+        <w:t>python3-rpi.gpio_0.8.6-1_armhf.deb</w:t>
       </w:r>
     </w:p>
     <w:p>
@@ -9110,12 +8918,54 @@
       <w:pPr>
         <w:pStyle w:val="Listenabsatz"/>
         <w:rPr>
+          <w:color w:val="C00000"/>
+          <w:lang w:val="en-US"/>
+        </w:rPr>
+      </w:pPr>
+      <w:proofErr w:type="spellStart"/>
+      <w:proofErr w:type="gramStart"/>
+      <w:r>
+        <w:rPr>
+          <w:color w:val="C00000"/>
+          <w:lang w:val="en-US"/>
+        </w:rPr>
+        <w:t>sudo</w:t>
+      </w:r>
+      <w:proofErr w:type="spellEnd"/>
+      <w:proofErr w:type="gramEnd"/>
+      <w:r>
+        <w:rPr>
+          <w:color w:val="C00000"/>
+          <w:lang w:val="en-US"/>
+        </w:rPr>
+        <w:t xml:space="preserve"> pip3 install </w:t>
+      </w:r>
+      <w:proofErr w:type="spellStart"/>
+      <w:r>
+        <w:rPr>
+          <w:color w:val="C00000"/>
+          <w:lang w:val="en-US"/>
+        </w:rPr>
+        <w:t>nextion</w:t>
+      </w:r>
+      <w:proofErr w:type="spellEnd"/>
+      <w:r>
+        <w:rPr>
+          <w:color w:val="C00000"/>
+          <w:lang w:val="en-US"/>
+        </w:rPr>
+        <w:t xml:space="preserve"> –break-system-packages</w:t>
+      </w:r>
+    </w:p>
+    <w:p>
+      <w:pPr>
+        <w:pStyle w:val="Listenabsatz"/>
+        <w:rPr>
           <w:color w:val="FF0000"/>
           <w:lang w:val="en-US"/>
         </w:rPr>
       </w:pPr>
       <w:proofErr w:type="spellStart"/>
-      <w:proofErr w:type="gramStart"/>
       <w:r>
         <w:rPr>
           <w:color w:val="C00000"/>
@@ -9124,7 +8974,6 @@
         <w:t>sudo</w:t>
       </w:r>
       <w:proofErr w:type="spellEnd"/>
-      <w:proofErr w:type="gramEnd"/>
       <w:r>
         <w:rPr>
           <w:color w:val="C00000"/>
@@ -9138,9 +8987,16 @@
           <w:color w:val="C00000"/>
           <w:lang w:val="en-US"/>
         </w:rPr>
-        <w:t>nextion</w:t>
-      </w:r>
-      <w:proofErr w:type="spellEnd"/>
+        <w:t>pyserial-asyncio</w:t>
+      </w:r>
+      <w:proofErr w:type="spellEnd"/>
+      <w:r>
+        <w:rPr>
+          <w:color w:val="C00000"/>
+          <w:lang w:val="en-US"/>
+        </w:rPr>
+        <w:t xml:space="preserve"> –break-system-packages</w:t>
+      </w:r>
     </w:p>
     <w:p>
       <w:pPr>
@@ -9205,33 +9061,6 @@
           <w:color w:val="C00000"/>
           <w:lang w:val="en-US"/>
         </w:rPr>
-        <w:t xml:space="preserve"> apt update</w:t>
-      </w:r>
-    </w:p>
-    <w:p>
-      <w:pPr>
-        <w:pStyle w:val="Listenabsatz"/>
-        <w:rPr>
-          <w:color w:val="C00000"/>
-          <w:lang w:val="en-US"/>
-        </w:rPr>
-      </w:pPr>
-      <w:proofErr w:type="spellStart"/>
-      <w:proofErr w:type="gramStart"/>
-      <w:r>
-        <w:rPr>
-          <w:color w:val="C00000"/>
-          <w:lang w:val="en-US"/>
-        </w:rPr>
-        <w:t>sudo</w:t>
-      </w:r>
-      <w:proofErr w:type="spellEnd"/>
-      <w:proofErr w:type="gramEnd"/>
-      <w:r>
-        <w:rPr>
-          <w:color w:val="C00000"/>
-          <w:lang w:val="en-US"/>
-        </w:rPr>
         <w:t xml:space="preserve"> apt install </w:t>
       </w:r>
       <w:proofErr w:type="spellStart"/>
@@ -9406,7 +9235,6 @@
           <w:color w:val="C00000"/>
           <w:lang w:val="en-US"/>
         </w:rPr>
-        <w:lastRenderedPageBreak/>
         <w:t>sudo</w:t>
       </w:r>
       <w:proofErr w:type="spellEnd"/>
@@ -9595,6 +9423,7 @@
         <w:rPr>
           <w:lang w:val="en-US"/>
         </w:rPr>
+        <w:lastRenderedPageBreak/>
         <w:t>Install MQTT client</w:t>
       </w:r>
     </w:p>
@@ -10014,6 +9843,237 @@
           <w:lang w:val="en-US" w:eastAsia="de-DE"/>
         </w:rPr>
       </w:pPr>
+      <w:r>
+        <w:rPr>
+          <w:rFonts w:ascii="Times New Roman" w:eastAsia="Times New Roman" w:hAnsi="Times New Roman" w:cs="Times New Roman"/>
+          <w:color w:val="242729"/>
+          <w:sz w:val="24"/>
+          <w:szCs w:val="24"/>
+          <w:lang w:val="en-US" w:eastAsia="de-DE"/>
+        </w:rPr>
+        <w:t>Then change protection and owner:</w:t>
+      </w:r>
+    </w:p>
+    <w:p>
+      <w:pPr>
+        <w:pStyle w:val="Listenabsatz"/>
+        <w:textAlignment w:val="baseline"/>
+        <w:rPr>
+          <w:rFonts w:ascii="Times New Roman" w:eastAsia="Times New Roman" w:hAnsi="Times New Roman" w:cs="Times New Roman"/>
+          <w:color w:val="FF0000"/>
+          <w:sz w:val="24"/>
+          <w:szCs w:val="24"/>
+          <w:lang w:val="en-US" w:eastAsia="de-DE"/>
+        </w:rPr>
+      </w:pPr>
+      <w:proofErr w:type="spellStart"/>
+      <w:proofErr w:type="gramStart"/>
+      <w:r>
+        <w:rPr>
+          <w:rFonts w:ascii="Times New Roman" w:eastAsia="Times New Roman" w:hAnsi="Times New Roman" w:cs="Times New Roman"/>
+          <w:color w:val="FF0000"/>
+          <w:sz w:val="24"/>
+          <w:szCs w:val="24"/>
+          <w:lang w:val="en-US" w:eastAsia="de-DE"/>
+        </w:rPr>
+        <w:t>sudo</w:t>
+      </w:r>
+      <w:proofErr w:type="spellEnd"/>
+      <w:proofErr w:type="gramEnd"/>
+      <w:r>
+        <w:rPr>
+          <w:rFonts w:ascii="Times New Roman" w:eastAsia="Times New Roman" w:hAnsi="Times New Roman" w:cs="Times New Roman"/>
+          <w:color w:val="FF0000"/>
+          <w:sz w:val="24"/>
+          <w:szCs w:val="24"/>
+          <w:lang w:val="en-US" w:eastAsia="de-DE"/>
+        </w:rPr>
+        <w:t xml:space="preserve"> </w:t>
+      </w:r>
+      <w:proofErr w:type="spellStart"/>
+      <w:r>
+        <w:rPr>
+          <w:rFonts w:ascii="Times New Roman" w:eastAsia="Times New Roman" w:hAnsi="Times New Roman" w:cs="Times New Roman"/>
+          <w:color w:val="FF0000"/>
+          <w:sz w:val="24"/>
+          <w:szCs w:val="24"/>
+          <w:lang w:val="en-US" w:eastAsia="de-DE"/>
+        </w:rPr>
+        <w:t>chown</w:t>
+      </w:r>
+      <w:proofErr w:type="spellEnd"/>
+      <w:r>
+        <w:rPr>
+          <w:rFonts w:ascii="Times New Roman" w:eastAsia="Times New Roman" w:hAnsi="Times New Roman" w:cs="Times New Roman"/>
+          <w:color w:val="FF0000"/>
+          <w:sz w:val="24"/>
+          <w:szCs w:val="24"/>
+          <w:lang w:val="en-US" w:eastAsia="de-DE"/>
+        </w:rPr>
+        <w:t xml:space="preserve"> </w:t>
+      </w:r>
+      <w:proofErr w:type="spellStart"/>
+      <w:r>
+        <w:rPr>
+          <w:rFonts w:ascii="Times New Roman" w:eastAsia="Times New Roman" w:hAnsi="Times New Roman" w:cs="Times New Roman"/>
+          <w:color w:val="FF0000"/>
+          <w:sz w:val="24"/>
+          <w:szCs w:val="24"/>
+          <w:lang w:val="en-US" w:eastAsia="de-DE"/>
+        </w:rPr>
+        <w:t>root:root</w:t>
+      </w:r>
+      <w:proofErr w:type="spellEnd"/>
+      <w:r>
+        <w:rPr>
+          <w:rFonts w:ascii="Times New Roman" w:eastAsia="Times New Roman" w:hAnsi="Times New Roman" w:cs="Times New Roman"/>
+          <w:color w:val="FF0000"/>
+          <w:sz w:val="24"/>
+          <w:szCs w:val="24"/>
+          <w:lang w:val="en-US" w:eastAsia="de-DE"/>
+        </w:rPr>
+        <w:t xml:space="preserve"> /</w:t>
+      </w:r>
+      <w:proofErr w:type="spellStart"/>
+      <w:r>
+        <w:rPr>
+          <w:rFonts w:ascii="Times New Roman" w:eastAsia="Times New Roman" w:hAnsi="Times New Roman" w:cs="Times New Roman"/>
+          <w:color w:val="FF0000"/>
+          <w:sz w:val="24"/>
+          <w:szCs w:val="24"/>
+          <w:lang w:val="en-US" w:eastAsia="de-DE"/>
+        </w:rPr>
+        <w:t>etc</w:t>
+      </w:r>
+      <w:proofErr w:type="spellEnd"/>
+      <w:r>
+        <w:rPr>
+          <w:rFonts w:ascii="Times New Roman" w:eastAsia="Times New Roman" w:hAnsi="Times New Roman" w:cs="Times New Roman"/>
+          <w:color w:val="FF0000"/>
+          <w:sz w:val="24"/>
+          <w:szCs w:val="24"/>
+          <w:lang w:val="en-US" w:eastAsia="de-DE"/>
+        </w:rPr>
+        <w:t>/</w:t>
+      </w:r>
+      <w:proofErr w:type="spellStart"/>
+      <w:r>
+        <w:rPr>
+          <w:rFonts w:ascii="Times New Roman" w:eastAsia="Times New Roman" w:hAnsi="Times New Roman" w:cs="Times New Roman"/>
+          <w:color w:val="FF0000"/>
+          <w:sz w:val="24"/>
+          <w:szCs w:val="24"/>
+          <w:lang w:val="en-US" w:eastAsia="de-DE"/>
+        </w:rPr>
+        <w:t>rc.local</w:t>
+      </w:r>
+      <w:proofErr w:type="spellEnd"/>
+    </w:p>
+    <w:p>
+      <w:pPr>
+        <w:pStyle w:val="Listenabsatz"/>
+        <w:textAlignment w:val="baseline"/>
+        <w:rPr>
+          <w:rFonts w:ascii="Times New Roman" w:eastAsia="Times New Roman" w:hAnsi="Times New Roman" w:cs="Times New Roman"/>
+          <w:color w:val="FF0000"/>
+          <w:sz w:val="24"/>
+          <w:szCs w:val="24"/>
+          <w:lang w:val="en-US" w:eastAsia="de-DE"/>
+        </w:rPr>
+      </w:pPr>
+      <w:proofErr w:type="spellStart"/>
+      <w:proofErr w:type="gramStart"/>
+      <w:r>
+        <w:rPr>
+          <w:rFonts w:ascii="Times New Roman" w:eastAsia="Times New Roman" w:hAnsi="Times New Roman" w:cs="Times New Roman"/>
+          <w:color w:val="FF0000"/>
+          <w:sz w:val="24"/>
+          <w:szCs w:val="24"/>
+          <w:lang w:val="en-US" w:eastAsia="de-DE"/>
+        </w:rPr>
+        <w:t>sudo</w:t>
+      </w:r>
+      <w:proofErr w:type="spellEnd"/>
+      <w:proofErr w:type="gramEnd"/>
+      <w:r>
+        <w:rPr>
+          <w:rFonts w:ascii="Times New Roman" w:eastAsia="Times New Roman" w:hAnsi="Times New Roman" w:cs="Times New Roman"/>
+          <w:color w:val="FF0000"/>
+          <w:sz w:val="24"/>
+          <w:szCs w:val="24"/>
+          <w:lang w:val="en-US" w:eastAsia="de-DE"/>
+        </w:rPr>
+        <w:t xml:space="preserve"> </w:t>
+      </w:r>
+      <w:proofErr w:type="spellStart"/>
+      <w:r>
+        <w:rPr>
+          <w:rFonts w:ascii="Times New Roman" w:eastAsia="Times New Roman" w:hAnsi="Times New Roman" w:cs="Times New Roman"/>
+          <w:color w:val="FF0000"/>
+          <w:sz w:val="24"/>
+          <w:szCs w:val="24"/>
+          <w:lang w:val="en-US" w:eastAsia="de-DE"/>
+        </w:rPr>
+        <w:t>chmod</w:t>
+      </w:r>
+      <w:proofErr w:type="spellEnd"/>
+      <w:r>
+        <w:rPr>
+          <w:rFonts w:ascii="Times New Roman" w:eastAsia="Times New Roman" w:hAnsi="Times New Roman" w:cs="Times New Roman"/>
+          <w:color w:val="FF0000"/>
+          <w:sz w:val="24"/>
+          <w:szCs w:val="24"/>
+          <w:lang w:val="en-US" w:eastAsia="de-DE"/>
+        </w:rPr>
+        <w:t xml:space="preserve"> +x /</w:t>
+      </w:r>
+      <w:proofErr w:type="spellStart"/>
+      <w:r>
+        <w:rPr>
+          <w:rFonts w:ascii="Times New Roman" w:eastAsia="Times New Roman" w:hAnsi="Times New Roman" w:cs="Times New Roman"/>
+          <w:color w:val="FF0000"/>
+          <w:sz w:val="24"/>
+          <w:szCs w:val="24"/>
+          <w:lang w:val="en-US" w:eastAsia="de-DE"/>
+        </w:rPr>
+        <w:t>etc</w:t>
+      </w:r>
+      <w:proofErr w:type="spellEnd"/>
+      <w:r>
+        <w:rPr>
+          <w:rFonts w:ascii="Times New Roman" w:eastAsia="Times New Roman" w:hAnsi="Times New Roman" w:cs="Times New Roman"/>
+          <w:color w:val="FF0000"/>
+          <w:sz w:val="24"/>
+          <w:szCs w:val="24"/>
+          <w:lang w:val="en-US" w:eastAsia="de-DE"/>
+        </w:rPr>
+        <w:t>/</w:t>
+      </w:r>
+      <w:proofErr w:type="spellStart"/>
+      <w:r>
+        <w:rPr>
+          <w:rFonts w:ascii="Times New Roman" w:eastAsia="Times New Roman" w:hAnsi="Times New Roman" w:cs="Times New Roman"/>
+          <w:color w:val="FF0000"/>
+          <w:sz w:val="24"/>
+          <w:szCs w:val="24"/>
+          <w:lang w:val="en-US" w:eastAsia="de-DE"/>
+        </w:rPr>
+        <w:t>rc.local</w:t>
+      </w:r>
+      <w:proofErr w:type="spellEnd"/>
+    </w:p>
+    <w:p>
+      <w:pPr>
+        <w:pStyle w:val="Listenabsatz"/>
+        <w:textAlignment w:val="baseline"/>
+        <w:rPr>
+          <w:rFonts w:ascii="Times New Roman" w:eastAsia="Times New Roman" w:hAnsi="Times New Roman" w:cs="Times New Roman"/>
+          <w:color w:val="242729"/>
+          <w:sz w:val="24"/>
+          <w:szCs w:val="24"/>
+          <w:lang w:val="en-US" w:eastAsia="de-DE"/>
+        </w:rPr>
+      </w:pPr>
     </w:p>
     <w:p>
       <w:pPr>
@@ -10080,6 +10140,7 @@
           <w:color w:val="FF0000"/>
           <w:lang w:val="en-US"/>
         </w:rPr>
+        <w:lastRenderedPageBreak/>
         <w:pict>
           <v:shapetype id="_x0000_t75" coordsize="21600,21600" o:spt="75" o:preferrelative="t" path="m@4@5l@4@11@9@11@9@5xe" filled="f" stroked="f">
             <v:stroke joinstyle="miter"/>
@@ -11383,6 +11444,13 @@
           <w:lang w:val="en-US"/>
         </w:rPr>
         <w:t xml:space="preserve"> requests</w:t>
+      </w:r>
+      <w:r>
+        <w:rPr>
+          <w:color w:val="C00000"/>
+          <w:lang w:val="en-US"/>
+        </w:rPr>
+        <w:t xml:space="preserve"> –break-system-packages</w:t>
       </w:r>
     </w:p>
     <w:p>
@@ -12549,6 +12617,75 @@
     </w:p>
     <w:p>
       <w:pPr>
+        <w:rPr>
+          <w:color w:val="C00000"/>
+          <w:lang w:val="en-US"/>
+        </w:rPr>
+      </w:pPr>
+    </w:p>
+    <w:p>
+      <w:pPr>
+        <w:pStyle w:val="Listenabsatz"/>
+        <w:numPr>
+          <w:ilvl w:val="0"/>
+          <w:numId w:val="10"/>
+        </w:numPr>
+        <w:rPr>
+          <w:lang w:val="en-US"/>
+        </w:rPr>
+      </w:pPr>
+      <w:r>
+        <w:rPr>
+          <w:lang w:val="en-US"/>
+        </w:rPr>
+        <w:t>Bluetooth sensor: Make ATC_xxxxxx.py executable</w:t>
+      </w:r>
+    </w:p>
+    <w:p>
+      <w:pPr>
+        <w:pStyle w:val="Listenabsatz"/>
+        <w:rPr>
+          <w:color w:val="C00000"/>
+          <w:lang w:val="en-US"/>
+        </w:rPr>
+      </w:pPr>
+      <w:proofErr w:type="spellStart"/>
+      <w:proofErr w:type="gramStart"/>
+      <w:r>
+        <w:rPr>
+          <w:color w:val="C00000"/>
+          <w:lang w:val="en-US"/>
+        </w:rPr>
+        <w:t>sudo</w:t>
+      </w:r>
+      <w:proofErr w:type="spellEnd"/>
+      <w:proofErr w:type="gramEnd"/>
+      <w:r>
+        <w:rPr>
+          <w:color w:val="C00000"/>
+          <w:lang w:val="en-US"/>
+        </w:rPr>
+        <w:t xml:space="preserve"> </w:t>
+      </w:r>
+      <w:proofErr w:type="spellStart"/>
+      <w:r>
+        <w:rPr>
+          <w:color w:val="C00000"/>
+          <w:lang w:val="en-US"/>
+        </w:rPr>
+        <w:t>chmod</w:t>
+      </w:r>
+      <w:proofErr w:type="spellEnd"/>
+      <w:r>
+        <w:rPr>
+          <w:color w:val="C00000"/>
+          <w:lang w:val="en-US"/>
+        </w:rPr>
+        <w:t xml:space="preserve"> +x /opt/ATC_MiThermometer/ATC_xxxxxx.py</w:t>
+      </w:r>
+    </w:p>
+    <w:p>
+      <w:pPr>
         <w:pStyle w:val="Listenabsatz"/>
         <w:rPr>
           <w:lang w:val="en-US"/>
@@ -12706,7 +12843,19 @@
         <w:rPr>
           <w:lang w:val="en-US"/>
         </w:rPr>
-        <w:t>Then activate these services:</w:t>
+        <w:t xml:space="preserve">Then </w:t>
+      </w:r>
+      <w:r>
+        <w:rPr>
+          <w:lang w:val="en-US"/>
+        </w:rPr>
+        <w:t>reload</w:t>
+      </w:r>
+      <w:r>
+        <w:rPr>
+          <w:lang w:val="en-US"/>
+        </w:rPr>
+        <w:t xml:space="preserve"> these services:</w:t>
       </w:r>
     </w:p>
     <w:p>
@@ -13049,6 +13198,99 @@
         </w:rPr>
         <w:t>.1.gz</w:t>
       </w:r>
+    </w:p>
+    <w:p>
+      <w:pPr>
+        <w:rPr>
+          <w:color w:val="C00000"/>
+          <w:lang w:val="en-US"/>
+        </w:rPr>
+      </w:pPr>
+    </w:p>
+    <w:p>
+      <w:pPr>
+        <w:numPr>
+          <w:ilvl w:val="0"/>
+          <w:numId w:val="10"/>
+        </w:numPr>
+        <w:contextualSpacing/>
+        <w:rPr>
+          <w:lang w:val="en-US"/>
+        </w:rPr>
+      </w:pPr>
+      <w:r>
+        <w:rPr>
+          <w:lang w:val="en-US"/>
+        </w:rPr>
+        <w:t xml:space="preserve">enable </w:t>
+      </w:r>
+      <w:proofErr w:type="spellStart"/>
+      <w:r>
+        <w:rPr>
+          <w:lang w:val="en-US"/>
+        </w:rPr>
+        <w:t>setup_pi-ager.service</w:t>
+      </w:r>
+      <w:proofErr w:type="spellEnd"/>
+      <w:r>
+        <w:rPr>
+          <w:lang w:val="en-US"/>
+        </w:rPr>
+        <w:t xml:space="preserve"> to start only once after reboot</w:t>
+      </w:r>
+    </w:p>
+    <w:p>
+      <w:pPr>
+        <w:ind w:left="720"/>
+        <w:contextualSpacing/>
+        <w:rPr>
+          <w:color w:val="C00000"/>
+          <w:lang w:val="en-US"/>
+        </w:rPr>
+      </w:pPr>
+      <w:proofErr w:type="spellStart"/>
+      <w:proofErr w:type="gramStart"/>
+      <w:r>
+        <w:rPr>
+          <w:color w:val="C00000"/>
+          <w:lang w:val="en-US"/>
+        </w:rPr>
+        <w:t>sudo</w:t>
+      </w:r>
+      <w:proofErr w:type="spellEnd"/>
+      <w:proofErr w:type="gramEnd"/>
+      <w:r>
+        <w:rPr>
+          <w:color w:val="C00000"/>
+          <w:lang w:val="en-US"/>
+        </w:rPr>
+        <w:t xml:space="preserve"> </w:t>
+      </w:r>
+      <w:proofErr w:type="spellStart"/>
+      <w:r>
+        <w:rPr>
+          <w:color w:val="C00000"/>
+          <w:lang w:val="en-US"/>
+        </w:rPr>
+        <w:t>systemctl</w:t>
+      </w:r>
+      <w:proofErr w:type="spellEnd"/>
+      <w:r>
+        <w:rPr>
+          <w:color w:val="C00000"/>
+          <w:lang w:val="en-US"/>
+        </w:rPr>
+        <w:t xml:space="preserve"> enable </w:t>
+      </w:r>
+      <w:proofErr w:type="spellStart"/>
+      <w:r>
+        <w:rPr>
+          <w:color w:val="C00000"/>
+          <w:lang w:val="en-US"/>
+        </w:rPr>
+        <w:t>setup_pi-ager.service</w:t>
+      </w:r>
+      <w:proofErr w:type="spellEnd"/>
     </w:p>
     <w:p>
       <w:pPr>
@@ -13369,8 +13611,6 @@
         </w:rPr>
         <w:t xml:space="preserve"> </w:t>
       </w:r>
-      <w:bookmarkStart w:id="0" w:name="_GoBack"/>
-      <w:bookmarkEnd w:id="0"/>
       <w:r>
         <w:rPr>
           <w:lang w:val="en-US"/>
@@ -13813,7 +14053,7 @@
   <w:abstractNum w:abstractNumId="3" w15:restartNumberingAfterBreak="0">
     <w:nsid w:val="385144FB"/>
     <w:multiLevelType w:val="hybridMultilevel"/>
-    <w:tmpl w:val="D2B61768"/>
+    <w:tmpl w:val="810C3DA0"/>
     <w:lvl w:ilvl="0" w:tplc="04070001">
       <w:start w:val="1"/>
       <w:numFmt w:val="bullet"/>
